--- a/Laptops/4.2- Voltage Devider.docx
+++ b/Laptops/4.2- Voltage Devider.docx
@@ -201,6 +201,192 @@
           <w:bCs/>
         </w:rPr>
       </w:pPr>
+      <w:r>
+        <w:rPr>
+          <w:rFonts w:ascii="Georgia" w:hAnsi="Georgia"/>
+          <w:b/>
+          <w:bCs/>
+        </w:rPr>
+        <w:t>Note:</w:t>
+      </w:r>
+      <w:r>
+        <w:rPr>
+          <w:rFonts w:ascii="Georgia" w:hAnsi="Georgia"/>
+          <w:b/>
+          <w:bCs/>
+        </w:rPr>
+        <w:t xml:space="preserve"> (voltage devider is used as a reference)</w:t>
+      </w:r>
+    </w:p>
+    <w:p>
+      <w:pPr>
+        <w:rPr>
+          <w:rFonts w:ascii="Georgia" w:hAnsi="Georgia"/>
+          <w:b/>
+          <w:bCs/>
+        </w:rPr>
+      </w:pPr>
+      <w:r>
+        <w:rPr>
+          <w:rFonts w:ascii="Georgia" w:hAnsi="Georgia"/>
+          <w:b/>
+          <w:bCs/>
+          <w:highlight w:val="green"/>
+        </w:rPr>
+        <w:t>Output voltage 2.5 volt par load nhi de sakate keyu ke iski ampier rating bahut kam hoti hai. Iska use sirf  reference ke liye use kr sakate hai</w:t>
+      </w:r>
+    </w:p>
+    <w:p>
+      <w:pPr>
+        <w:rPr>
+          <w:rFonts w:ascii="Georgia" w:hAnsi="Georgia"/>
+          <w:b/>
+          <w:bCs/>
+        </w:rPr>
+      </w:pPr>
+      <w:r>
+        <w:rPr>
+          <w:rFonts w:ascii="Georgia" w:hAnsi="Georgia"/>
+          <w:b/>
+          <w:bCs/>
+        </w:rPr>
+        <w:t xml:space="preserve">What is the difference between </w:t>
+      </w:r>
+      <w:r>
+        <w:rPr>
+          <w:rFonts w:ascii="Georgia" w:hAnsi="Georgia"/>
+          <w:b/>
+          <w:bCs/>
+          <w:highlight w:val="green"/>
+        </w:rPr>
+        <w:t>Reference and Main Voltage</w:t>
+      </w:r>
+    </w:p>
+    <w:p>
+      <w:pPr>
+        <w:rPr>
+          <w:rFonts w:ascii="Georgia" w:hAnsi="Georgia"/>
+          <w:b/>
+          <w:bCs/>
+        </w:rPr>
+      </w:pPr>
+      <w:r>
+        <w:rPr>
+          <w:rFonts w:ascii="Georgia" w:hAnsi="Georgia"/>
+          <w:b/>
+          <w:bCs/>
+        </w:rPr>
+        <w:t>Reference</w:t>
+      </w:r>
+      <w:r>
+        <w:rPr>
+          <w:rFonts w:ascii="Georgia" w:hAnsi="Georgia"/>
+          <w:b/>
+          <w:bCs/>
+        </w:rPr>
+        <w:t>(hight resister )</w:t>
+      </w:r>
+      <w:r>
+        <w:rPr>
+          <w:rFonts w:ascii="Georgia" w:hAnsi="Georgia"/>
+          <w:b/>
+          <w:bCs/>
+        </w:rPr>
+        <w:t>- kisi kaam ko krwana</w:t>
+      </w:r>
+    </w:p>
+    <w:p>
+      <w:pPr>
+        <w:rPr>
+          <w:rFonts w:ascii="Georgia" w:hAnsi="Georgia"/>
+          <w:b/>
+          <w:bCs/>
+        </w:rPr>
+      </w:pPr>
+      <w:r>
+        <w:rPr>
+          <w:rFonts w:ascii="Georgia" w:hAnsi="Georgia"/>
+          <w:b/>
+          <w:bCs/>
+        </w:rPr>
+        <w:t>Main</w:t>
+      </w:r>
+      <w:r>
+        <w:rPr>
+          <w:rFonts w:ascii="Georgia" w:hAnsi="Georgia"/>
+          <w:b/>
+          <w:bCs/>
+        </w:rPr>
+        <w:t>(low resister)</w:t>
+      </w:r>
+      <w:r>
+        <w:rPr>
+          <w:rFonts w:ascii="Georgia" w:hAnsi="Georgia"/>
+          <w:b/>
+          <w:bCs/>
+        </w:rPr>
+        <w:t xml:space="preserve"> – kisi kaam ko khud krna</w:t>
+      </w:r>
+    </w:p>
+    <w:p>
+      <w:pPr>
+        <w:rPr>
+          <w:rFonts w:ascii="Georgia" w:hAnsi="Georgia"/>
+          <w:b/>
+          <w:bCs/>
+        </w:rPr>
+      </w:pPr>
+      <w:r>
+        <w:rPr>
+          <w:rFonts w:ascii="Georgia" w:hAnsi="Georgia"/>
+          <w:b/>
+          <w:bCs/>
+        </w:rPr>
+        <w:t>Requirement – register in series, vcc/vdd, Gnd</w:t>
+      </w:r>
+    </w:p>
+    <w:p>
+      <w:pPr>
+        <w:rPr>
+          <w:rFonts w:ascii="Georgia" w:hAnsi="Georgia"/>
+          <w:b/>
+          <w:bCs/>
+        </w:rPr>
+      </w:pPr>
+      <w:r>
+        <w:rPr>
+          <w:rFonts w:ascii="Georgia" w:hAnsi="Georgia"/>
+          <w:b/>
+          <w:bCs/>
+        </w:rPr>
+        <w:t>Vcc – voltage colector to collector- voltage collector se aa rha hai ya collection par/ko ja rha hai</w:t>
+      </w:r>
+    </w:p>
+    <w:p>
+      <w:pPr>
+        <w:rPr>
+          <w:rFonts w:ascii="Georgia" w:hAnsi="Georgia"/>
+          <w:b/>
+          <w:bCs/>
+        </w:rPr>
+      </w:pPr>
+      <w:r>
+        <w:rPr>
+          <w:rFonts w:ascii="Georgia" w:hAnsi="Georgia"/>
+          <w:b/>
+          <w:bCs/>
+        </w:rPr>
+        <w:t>VDD- voltage Drain to Drain – voltage Drain se aa rha hai ya Drain par/ko ja rha hai.</w:t>
+      </w:r>
+    </w:p>
+    <w:p>
+      <w:pPr>
+        <w:rPr>
+          <w:rFonts w:ascii="Georgia" w:hAnsi="Georgia"/>
+          <w:b/>
+          <w:bCs/>
+        </w:rPr>
+      </w:pPr>
     </w:p>
     <w:p>
       <w:pPr>
@@ -242,6 +428,208 @@
           <w:t>https://ohmslawcalculator.com/voltage-divider-calculator</w:t>
         </w:r>
       </w:hyperlink>
+    </w:p>
+    <w:p>
+      <w:pPr>
+        <w:rPr>
+          <w:rFonts w:ascii="Georgia" w:hAnsi="Georgia"/>
+          <w:b/>
+          <w:bCs/>
+        </w:rPr>
+      </w:pPr>
+      <w:r>
+        <w:rPr>
+          <w:rFonts w:ascii="Georgia" w:hAnsi="Georgia"/>
+          <w:b/>
+          <w:bCs/>
+          <w:highlight w:val="green"/>
+        </w:rPr>
+        <w:t>Pull Up</w:t>
+      </w:r>
+    </w:p>
+    <w:p>
+      <w:pPr>
+        <w:rPr>
+          <w:rFonts w:ascii="Georgia" w:hAnsi="Georgia"/>
+          <w:b/>
+          <w:bCs/>
+        </w:rPr>
+      </w:pPr>
+      <w:r>
+        <w:rPr>
+          <w:rFonts w:ascii="Georgia" w:hAnsi="Georgia"/>
+          <w:b/>
+          <w:bCs/>
+        </w:rPr>
+        <w:t>Ka use data/ singnal ko ek ic se dusri ic me bejne ki liye use hota hai..</w:t>
+      </w:r>
+    </w:p>
+    <w:p>
+      <w:pPr>
+        <w:rPr>
+          <w:rFonts w:ascii="Georgia" w:hAnsi="Georgia"/>
+        </w:rPr>
+      </w:pPr>
+      <w:r>
+        <w:rPr>
+          <w:rFonts w:ascii="Georgia" w:hAnsi="Georgia"/>
+          <w:b/>
+          <w:bCs/>
+          <w:noProof/>
+        </w:rPr>
+        <w:lastRenderedPageBreak/>
+        <w:drawing>
+          <wp:inline distT="0" distB="0" distL="0" distR="0" wp14:anchorId="7DCF89FE" wp14:editId="1DEDCD50">
+            <wp:extent cx="6810375" cy="2095500"/>
+            <wp:effectExtent l="0" t="0" r="9525" b="0"/>
+            <wp:docPr id="8" name="Picture 8"/>
+            <wp:cNvGraphicFramePr>
+              <a:graphicFrameLocks xmlns:a="http://schemas.openxmlformats.org/drawingml/2006/main" noChangeAspect="1"/>
+            </wp:cNvGraphicFramePr>
+            <a:graphic xmlns:a="http://schemas.openxmlformats.org/drawingml/2006/main">
+              <a:graphicData uri="http://schemas.openxmlformats.org/drawingml/2006/picture">
+                <pic:pic xmlns:pic="http://schemas.openxmlformats.org/drawingml/2006/picture">
+                  <pic:nvPicPr>
+                    <pic:cNvPr id="0" name="Picture 1"/>
+                    <pic:cNvPicPr>
+                      <a:picLocks noChangeAspect="1" noChangeArrowheads="1"/>
+                    </pic:cNvPicPr>
+                  </pic:nvPicPr>
+                  <pic:blipFill>
+                    <a:blip r:embed="rId8">
+                      <a:extLst>
+                        <a:ext uri="{28A0092B-C50C-407E-A947-70E740481C1C}">
+                          <a14:useLocalDpi xmlns:a14="http://schemas.microsoft.com/office/drawing/2010/main" val="0"/>
+                        </a:ext>
+                      </a:extLst>
+                    </a:blip>
+                    <a:srcRect/>
+                    <a:stretch>
+                      <a:fillRect/>
+                    </a:stretch>
+                  </pic:blipFill>
+                  <pic:spPr bwMode="auto">
+                    <a:xfrm>
+                      <a:off x="0" y="0"/>
+                      <a:ext cx="6810375" cy="2095500"/>
+                    </a:xfrm>
+                    <a:prstGeom prst="rect">
+                      <a:avLst/>
+                    </a:prstGeom>
+                    <a:noFill/>
+                    <a:ln>
+                      <a:noFill/>
+                    </a:ln>
+                  </pic:spPr>
+                </pic:pic>
+              </a:graphicData>
+            </a:graphic>
+          </wp:inline>
+        </w:drawing>
+      </w:r>
+    </w:p>
+    <w:p>
+      <w:pPr>
+        <w:rPr>
+          <w:rFonts w:ascii="Georgia" w:hAnsi="Georgia"/>
+        </w:rPr>
+      </w:pPr>
+    </w:p>
+    <w:p>
+      <w:pPr>
+        <w:rPr>
+          <w:rFonts w:ascii="Georgia" w:hAnsi="Georgia"/>
+          <w:b/>
+          <w:bCs/>
+          <w:sz w:val="28"/>
+          <w:szCs w:val="28"/>
+        </w:rPr>
+      </w:pPr>
+      <w:r>
+        <w:rPr>
+          <w:rFonts w:ascii="Georgia" w:hAnsi="Georgia"/>
+          <w:b/>
+          <w:bCs/>
+          <w:sz w:val="28"/>
+          <w:szCs w:val="28"/>
+          <w:highlight w:val="green"/>
+        </w:rPr>
+        <w:t>Pull Down</w:t>
+      </w:r>
+    </w:p>
+    <w:p>
+      <w:pPr>
+        <w:rPr>
+          <w:rFonts w:ascii="Georgia" w:hAnsi="Georgia"/>
+        </w:rPr>
+      </w:pPr>
+      <w:r>
+        <w:rPr>
+          <w:rFonts w:ascii="Georgia" w:hAnsi="Georgia"/>
+        </w:rPr>
+        <w:t>Instatly off ho jaye</w:t>
+      </w:r>
+    </w:p>
+    <w:p>
+      <w:pPr>
+        <w:rPr>
+          <w:rFonts w:ascii="Georgia" w:hAnsi="Georgia"/>
+        </w:rPr>
+      </w:pPr>
+      <w:r>
+        <w:rPr>
+          <w:rFonts w:ascii="Georgia" w:hAnsi="Georgia"/>
+          <w:noProof/>
+        </w:rPr>
+        <w:drawing>
+          <wp:inline distT="0" distB="0" distL="0" distR="0" wp14:anchorId="0EFE95E1" wp14:editId="58794A55">
+            <wp:extent cx="6819900" cy="3648075"/>
+            <wp:effectExtent l="0" t="0" r="0" b="9525"/>
+            <wp:docPr id="9" name="Picture 9"/>
+            <wp:cNvGraphicFramePr>
+              <a:graphicFrameLocks xmlns:a="http://schemas.openxmlformats.org/drawingml/2006/main" noChangeAspect="1"/>
+            </wp:cNvGraphicFramePr>
+            <a:graphic xmlns:a="http://schemas.openxmlformats.org/drawingml/2006/main">
+              <a:graphicData uri="http://schemas.openxmlformats.org/drawingml/2006/picture">
+                <pic:pic xmlns:pic="http://schemas.openxmlformats.org/drawingml/2006/picture">
+                  <pic:nvPicPr>
+                    <pic:cNvPr id="0" name="Picture 2"/>
+                    <pic:cNvPicPr>
+                      <a:picLocks noChangeAspect="1" noChangeArrowheads="1"/>
+                    </pic:cNvPicPr>
+                  </pic:nvPicPr>
+                  <pic:blipFill>
+                    <a:blip r:embed="rId9">
+                      <a:extLst>
+                        <a:ext uri="{28A0092B-C50C-407E-A947-70E740481C1C}">
+                          <a14:useLocalDpi xmlns:a14="http://schemas.microsoft.com/office/drawing/2010/main" val="0"/>
+                        </a:ext>
+                      </a:extLst>
+                    </a:blip>
+                    <a:srcRect/>
+                    <a:stretch>
+                      <a:fillRect/>
+                    </a:stretch>
+                  </pic:blipFill>
+                  <pic:spPr bwMode="auto">
+                    <a:xfrm>
+                      <a:off x="0" y="0"/>
+                      <a:ext cx="6819900" cy="3648075"/>
+                    </a:xfrm>
+                    <a:prstGeom prst="rect">
+                      <a:avLst/>
+                    </a:prstGeom>
+                    <a:noFill/>
+                    <a:ln>
+                      <a:noFill/>
+                    </a:ln>
+                  </pic:spPr>
+                </pic:pic>
+              </a:graphicData>
+            </a:graphic>
+          </wp:inline>
+        </w:drawing>
+      </w:r>
     </w:p>
     <w:p>
       <w:pPr>
@@ -316,7 +704,7 @@
                     </pic:cNvPicPr>
                   </pic:nvPicPr>
                   <pic:blipFill>
-                    <a:blip r:embed="rId8">
+                    <a:blip r:embed="rId10">
                       <a:extLst>
                         <a:ext uri="{28A0092B-C50C-407E-A947-70E740481C1C}">
                           <a14:useLocalDpi xmlns:a14="http://schemas.microsoft.com/office/drawing/2010/main" val="0"/>
@@ -363,6 +751,7 @@
           <w:bCs/>
           <w:noProof/>
         </w:rPr>
+        <w:lastRenderedPageBreak/>
         <w:drawing>
           <wp:inline distT="0" distB="0" distL="0" distR="0" wp14:anchorId="11078E08" wp14:editId="6CEB96E8">
             <wp:extent cx="4276725" cy="2172601"/>
@@ -381,7 +770,7 @@
                     </pic:cNvPicPr>
                   </pic:nvPicPr>
                   <pic:blipFill>
-                    <a:blip r:embed="rId9">
+                    <a:blip r:embed="rId11">
                       <a:extLst>
                         <a:ext uri="{28A0092B-C50C-407E-A947-70E740481C1C}">
                           <a14:useLocalDpi xmlns:a14="http://schemas.microsoft.com/office/drawing/2010/main" val="0"/>
@@ -445,7 +834,6 @@
           <w:b/>
           <w:bCs/>
         </w:rPr>
-        <w:lastRenderedPageBreak/>
         <w:t>👉</w:t>
       </w:r>
       <w:r>
@@ -615,7 +1003,7 @@
                     </pic:cNvPicPr>
                   </pic:nvPicPr>
                   <pic:blipFill>
-                    <a:blip r:embed="rId10">
+                    <a:blip r:embed="rId12">
                       <a:extLst>
                         <a:ext uri="{28A0092B-C50C-407E-A947-70E740481C1C}">
                           <a14:useLocalDpi xmlns:a14="http://schemas.microsoft.com/office/drawing/2010/main" val="0"/>
@@ -687,6 +1075,7 @@
           <w:b/>
           <w:bCs/>
         </w:rPr>
+        <w:lastRenderedPageBreak/>
         <w:t xml:space="preserve"> </w:t>
       </w:r>
       <w:r>
@@ -712,7 +1101,7 @@
                     <pic:cNvPicPr/>
                   </pic:nvPicPr>
                   <pic:blipFill>
-                    <a:blip r:embed="rId11"/>
+                    <a:blip r:embed="rId13"/>
                     <a:stretch>
                       <a:fillRect/>
                     </a:stretch>
@@ -1630,6 +2019,7 @@
   <w:style w:type="character" w:default="1" w:styleId="DefaultParagraphFont">
     <w:name w:val="Default Paragraph Font"/>
     <w:uiPriority w:val="1"/>
+    <w:semiHidden/>
     <w:unhideWhenUsed/>
   </w:style>
   <w:style w:type="table" w:default="1" w:styleId="TableNormal">

--- a/Laptops/4.2- Voltage Devider.docx
+++ b/Laptops/4.2- Voltage Devider.docx
@@ -462,6 +462,23 @@
           <w:bCs/>
         </w:rPr>
         <w:t>Ka use data/ singnal ko ek ic se dusri ic me bejne ki liye use hota hai..</w:t>
+      </w:r>
+    </w:p>
+    <w:p>
+      <w:pPr>
+        <w:rPr>
+          <w:rFonts w:ascii="Georgia" w:hAnsi="Georgia"/>
+          <w:b/>
+          <w:bCs/>
+        </w:rPr>
+      </w:pPr>
+      <w:r>
+        <w:rPr>
+          <w:rFonts w:ascii="Georgia" w:hAnsi="Georgia"/>
+          <w:b/>
+          <w:bCs/>
+        </w:rPr>
+        <w:t>Signal and data ko travel krwane ke liye</w:t>
       </w:r>
     </w:p>
     <w:p>
@@ -569,6 +586,12 @@
         </w:rPr>
         <w:t>Instatly off ho jaye</w:t>
       </w:r>
+      <w:r>
+        <w:rPr>
+          <w:rFonts w:ascii="Georgia" w:hAnsi="Georgia"/>
+        </w:rPr>
+        <w:t>- current ko dischage krne ke liye</w:t>
+      </w:r>
     </w:p>
     <w:p>
       <w:pPr>
@@ -1297,6 +1320,49 @@
           <w:bCs/>
         </w:rPr>
       </w:pPr>
+    </w:p>
+    <w:p>
+      <w:pPr>
+        <w:rPr>
+          <w:rFonts w:ascii="Georgia" w:hAnsi="Georgia"/>
+          <w:b/>
+          <w:bCs/>
+        </w:rPr>
+      </w:pPr>
+      <w:r>
+        <w:rPr>
+          <w:rFonts w:ascii="Georgia" w:hAnsi="Georgia"/>
+          <w:b/>
+          <w:bCs/>
+        </w:rPr>
+        <w:t>Low value and high value resistor</w:t>
+      </w:r>
+      <w:r>
+        <w:rPr>
+          <w:rFonts w:ascii="Georgia" w:hAnsi="Georgia"/>
+          <w:b/>
+          <w:bCs/>
+        </w:rPr>
+        <w:br/>
+        <w:t xml:space="preserve">low value – up to 20 ohms and testing par beep </w:t>
+      </w:r>
+    </w:p>
+    <w:p>
+      <w:pPr>
+        <w:rPr>
+          <w:rFonts w:ascii="Georgia" w:hAnsi="Georgia"/>
+          <w:b/>
+          <w:bCs/>
+        </w:rPr>
+      </w:pPr>
+      <w:r>
+        <w:rPr>
+          <w:rFonts w:ascii="Georgia" w:hAnsi="Georgia"/>
+          <w:b/>
+          <w:bCs/>
+        </w:rPr>
+        <w:t>Hight value – no beep</w:t>
+      </w:r>
     </w:p>
     <w:sectPr>
       <w:pgSz w:w="12240" w:h="15840"/>
